--- a/zht/docx/043.content.docx
+++ b/zht/docx/043.content.docx
@@ -331,18 +331,12 @@
           <w:lang w:val="zh_TW" w:bidi="zh_TW"/>
         </w:rPr>
       </w:r>
-      <w:hyperlink r:id="rId13">
-        <w:r>
-          <w:rPr>
-            <w:lang w:val="zh_TW" w:bidi="zh_TW"/>
-          </w:rPr>
-          <w:rPr>
-            <w:color w:val="0000EE"/>
-            <w:u w:val="single"/>
-          </w:rPr>
-          <w:t>歴代志上10:9–10</w:t>
-        </w:r>
-      </w:hyperlink>
+      <w:r>
+        <w:rPr>
+          <w:lang w:val="zh_TW" w:bidi="zh_TW"/>
+        </w:rPr>
+        <w:t>歴代志上10:9–10</w:t>
+      </w:r>
     </w:p>
     <w:p>
       <w:pPr>
@@ -355,18 +349,12 @@
           <w:lang w:val="zh_TW" w:bidi="zh_TW"/>
         </w:rPr>
       </w:r>
-      <w:hyperlink r:id="rId14">
-        <w:r>
-          <w:rPr>
-            <w:lang w:val="zh_TW" w:bidi="zh_TW"/>
-          </w:rPr>
-          <w:rPr>
-            <w:color w:val="0000EE"/>
-            <w:u w:val="single"/>
-          </w:rPr>
-          <w:t>約珥書3:4</w:t>
-        </w:r>
-      </w:hyperlink>
+      <w:r>
+        <w:rPr>
+          <w:lang w:val="zh_TW" w:bidi="zh_TW"/>
+        </w:rPr>
+        <w:t>約珥書3:4</w:t>
+      </w:r>
     </w:p>
     <w:p>
       <w:pPr>
@@ -379,18 +367,12 @@
           <w:lang w:val="zh_TW" w:bidi="zh_TW"/>
         </w:rPr>
       </w:r>
-      <w:hyperlink r:id="rId15">
-        <w:r>
-          <w:rPr>
-            <w:lang w:val="zh_TW" w:bidi="zh_TW"/>
-          </w:rPr>
-          <w:rPr>
-            <w:color w:val="0000EE"/>
-            <w:u w:val="single"/>
-          </w:rPr>
-          <w:t>詩篇60:8–9</w:t>
-        </w:r>
-      </w:hyperlink>
+      <w:r>
+        <w:rPr>
+          <w:lang w:val="zh_TW" w:bidi="zh_TW"/>
+        </w:rPr>
+        <w:t>詩篇60:8–9</w:t>
+      </w:r>
     </w:p>
     <w:p>
       <w:pPr>
@@ -716,18 +698,12 @@
           <w:lang w:val="zh_TW" w:bidi="zh_TW"/>
         </w:rPr>
       </w:r>
-      <w:hyperlink r:id="rId16">
-        <w:r>
-          <w:rPr>
-            <w:lang w:val="zh_TW" w:bidi="zh_TW"/>
-          </w:rPr>
-          <w:rPr>
-            <w:color w:val="0000EE"/>
-            <w:u w:val="single"/>
-          </w:rPr>
-          <w:t>歴代志上18:9–11</w:t>
-        </w:r>
-      </w:hyperlink>
+      <w:r>
+        <w:rPr>
+          <w:lang w:val="zh_TW" w:bidi="zh_TW"/>
+        </w:rPr>
+        <w:t>歴代志上18:9–11</w:t>
+      </w:r>
     </w:p>
     <w:p>
       <w:pPr>
@@ -740,18 +716,12 @@
           <w:lang w:val="zh_TW" w:bidi="zh_TW"/>
         </w:rPr>
       </w:r>
-      <w:hyperlink r:id="rId17">
-        <w:r>
-          <w:rPr>
-            <w:lang w:val="zh_TW" w:bidi="zh_TW"/>
-          </w:rPr>
-          <w:rPr>
-            <w:color w:val="0000EE"/>
-            <w:u w:val="single"/>
-          </w:rPr>
-          <w:t>撒母耳記上13:4</w:t>
-        </w:r>
-      </w:hyperlink>
+      <w:r>
+        <w:rPr>
+          <w:lang w:val="zh_TW" w:bidi="zh_TW"/>
+        </w:rPr>
+        <w:t>撒母耳記上13:4</w:t>
+      </w:r>
     </w:p>
     <w:p>
       <w:pPr>
@@ -764,18 +734,12 @@
           <w:lang w:val="zh_TW" w:bidi="zh_TW"/>
         </w:rPr>
       </w:r>
-      <w:hyperlink r:id="rId18">
-        <w:r>
-          <w:rPr>
-            <w:lang w:val="zh_TW" w:bidi="zh_TW"/>
-          </w:rPr>
-          <w:rPr>
-            <w:color w:val="0000EE"/>
-            <w:u w:val="single"/>
-          </w:rPr>
-          <w:t>歴代志下9:25–26</w:t>
-        </w:r>
-      </w:hyperlink>
+      <w:r>
+        <w:rPr>
+          <w:lang w:val="zh_TW" w:bidi="zh_TW"/>
+        </w:rPr>
+        <w:t>歴代志下9:25–26</w:t>
+      </w:r>
     </w:p>
     <w:p>
       <w:pPr>
@@ -788,18 +752,12 @@
           <w:lang w:val="zh_TW" w:bidi="zh_TW"/>
         </w:rPr>
       </w:r>
-      <w:hyperlink r:id="rId19">
-        <w:r>
-          <w:rPr>
-            <w:lang w:val="zh_TW" w:bidi="zh_TW"/>
-          </w:rPr>
-          <w:rPr>
-            <w:color w:val="0000EE"/>
-            <w:u w:val="single"/>
-          </w:rPr>
-          <w:t>創世記10:11–14</w:t>
-        </w:r>
-      </w:hyperlink>
+      <w:r>
+        <w:rPr>
+          <w:lang w:val="zh_TW" w:bidi="zh_TW"/>
+        </w:rPr>
+        <w:t>創世記10:11–14</w:t>
+      </w:r>
     </w:p>
     <w:p>
       <w:pPr>
@@ -812,18 +770,12 @@
           <w:lang w:val="zh_TW" w:bidi="zh_TW"/>
         </w:rPr>
       </w:r>
-      <w:hyperlink r:id="rId20">
-        <w:r>
-          <w:rPr>
-            <w:lang w:val="zh_TW" w:bidi="zh_TW"/>
-          </w:rPr>
-          <w:rPr>
-            <w:color w:val="0000EE"/>
-            <w:u w:val="single"/>
-          </w:rPr>
-          <w:t>詩篇56:1–2</w:t>
-        </w:r>
-      </w:hyperlink>
+      <w:r>
+        <w:rPr>
+          <w:lang w:val="zh_TW" w:bidi="zh_TW"/>
+        </w:rPr>
+        <w:t>詩篇56:1–2</w:t>
+      </w:r>
     </w:p>
     <w:p>
       <w:pPr>
@@ -1125,18 +1077,12 @@
           <w:lang w:val="zh_TW" w:bidi="zh_TW"/>
         </w:rPr>
       </w:r>
-      <w:hyperlink r:id="rId21">
-        <w:r>
-          <w:rPr>
-            <w:lang w:val="zh_TW" w:bidi="zh_TW"/>
-          </w:rPr>
-          <w:rPr>
-            <w:color w:val="0000EE"/>
-            <w:u w:val="single"/>
-          </w:rPr>
-          <w:t>撒母耳記上4:4</w:t>
-        </w:r>
-      </w:hyperlink>
+      <w:r>
+        <w:rPr>
+          <w:lang w:val="zh_TW" w:bidi="zh_TW"/>
+        </w:rPr>
+        <w:t>撒母耳記上4:4</w:t>
+      </w:r>
     </w:p>
     <w:p>
       <w:pPr>
@@ -1149,18 +1095,12 @@
           <w:lang w:val="zh_TW" w:bidi="zh_TW"/>
         </w:rPr>
       </w:r>
-      <w:hyperlink r:id="rId22">
-        <w:r>
-          <w:rPr>
-            <w:lang w:val="zh_TW" w:bidi="zh_TW"/>
-          </w:rPr>
-          <w:rPr>
-            <w:color w:val="0000EE"/>
-            <w:u w:val="single"/>
-          </w:rPr>
-          <w:t>以斯拉記8:2</w:t>
-        </w:r>
-      </w:hyperlink>
+      <w:r>
+        <w:rPr>
+          <w:lang w:val="zh_TW" w:bidi="zh_TW"/>
+        </w:rPr>
+        <w:t>以斯拉記8:2</w:t>
+      </w:r>
     </w:p>
     <w:p>
       <w:pPr>
@@ -1173,18 +1113,12 @@
           <w:lang w:val="zh_TW" w:bidi="zh_TW"/>
         </w:rPr>
       </w:r>
-      <w:hyperlink r:id="rId23">
-        <w:r>
-          <w:rPr>
-            <w:lang w:val="zh_TW" w:bidi="zh_TW"/>
-          </w:rPr>
-          <w:rPr>
-            <w:color w:val="0000EE"/>
-            <w:u w:val="single"/>
-          </w:rPr>
-          <w:t>約書亞記22:13–14</w:t>
-        </w:r>
-      </w:hyperlink>
+      <w:r>
+        <w:rPr>
+          <w:lang w:val="zh_TW" w:bidi="zh_TW"/>
+        </w:rPr>
+        <w:t>約書亞記22:13–14</w:t>
+      </w:r>
     </w:p>
     <w:p>
       <w:pPr>
@@ -1197,18 +1131,12 @@
           <w:lang w:val="zh_TW" w:bidi="zh_TW"/>
         </w:rPr>
       </w:r>
-      <w:hyperlink r:id="rId24">
-        <w:r>
-          <w:rPr>
-            <w:lang w:val="zh_TW" w:bidi="zh_TW"/>
-          </w:rPr>
-          <w:rPr>
-            <w:color w:val="0000EE"/>
-            <w:u w:val="single"/>
-          </w:rPr>
-          <w:t>民數記25:6–7</w:t>
-        </w:r>
-      </w:hyperlink>
+      <w:r>
+        <w:rPr>
+          <w:lang w:val="zh_TW" w:bidi="zh_TW"/>
+        </w:rPr>
+        <w:t>民數記25:6–7</w:t>
+      </w:r>
     </w:p>
     <w:p>
       <w:pPr>
@@ -1478,18 +1406,12 @@
           <w:lang w:val="zh_TW" w:bidi="zh_TW"/>
         </w:rPr>
       </w:r>
-      <w:hyperlink r:id="rId25">
-        <w:r>
-          <w:rPr>
-            <w:lang w:val="zh_TW" w:bidi="zh_TW"/>
-          </w:rPr>
-          <w:rPr>
-            <w:color w:val="0000EE"/>
-            <w:u w:val="single"/>
-          </w:rPr>
-          <w:t>帖撒羅尼迦前書2:1–2</w:t>
-        </w:r>
-      </w:hyperlink>
+      <w:r>
+        <w:rPr>
+          <w:lang w:val="zh_TW" w:bidi="zh_TW"/>
+        </w:rPr>
+        <w:t>帖撒羅尼迦前書2:1–2</w:t>
+      </w:r>
     </w:p>
     <w:p>
       <w:pPr>
@@ -1502,18 +1424,12 @@
           <w:lang w:val="zh_TW" w:bidi="zh_TW"/>
         </w:rPr>
       </w:r>
-      <w:hyperlink r:id="rId26">
-        <w:r>
-          <w:rPr>
-            <w:lang w:val="zh_TW" w:bidi="zh_TW"/>
-          </w:rPr>
-          <w:rPr>
-            <w:color w:val="0000EE"/>
-            <w:u w:val="single"/>
-          </w:rPr>
-          <w:t>使徒行傳16:11</w:t>
-        </w:r>
-      </w:hyperlink>
+      <w:r>
+        <w:rPr>
+          <w:lang w:val="zh_TW" w:bidi="zh_TW"/>
+        </w:rPr>
+        <w:t>使徒行傳16:11</w:t>
+      </w:r>
     </w:p>
     <w:p>
       <w:pPr>
@@ -1526,18 +1442,12 @@
           <w:lang w:val="zh_TW" w:bidi="zh_TW"/>
         </w:rPr>
       </w:r>
-      <w:hyperlink r:id="rId27">
-        <w:r>
-          <w:rPr>
-            <w:lang w:val="zh_TW" w:bidi="zh_TW"/>
-          </w:rPr>
-          <w:rPr>
-            <w:color w:val="0000EE"/>
-            <w:u w:val="single"/>
-          </w:rPr>
-          <w:t>馬太福音16:13–16</w:t>
-        </w:r>
-      </w:hyperlink>
+      <w:r>
+        <w:rPr>
+          <w:lang w:val="zh_TW" w:bidi="zh_TW"/>
+        </w:rPr>
+        <w:t>馬太福音16:13–16</w:t>
+      </w:r>
     </w:p>
     <w:p>
       <w:pPr>
@@ -1550,18 +1460,12 @@
           <w:lang w:val="zh_TW" w:bidi="zh_TW"/>
         </w:rPr>
       </w:r>
-      <w:hyperlink r:id="rId28">
-        <w:r>
-          <w:rPr>
-            <w:lang w:val="zh_TW" w:bidi="zh_TW"/>
-          </w:rPr>
-          <w:rPr>
-            <w:color w:val="0000EE"/>
-            <w:u w:val="single"/>
-          </w:rPr>
-          <w:t>腓立比書1:1</w:t>
-        </w:r>
-      </w:hyperlink>
+      <w:r>
+        <w:rPr>
+          <w:lang w:val="zh_TW" w:bidi="zh_TW"/>
+        </w:rPr>
+        <w:t>腓立比書1:1</w:t>
+      </w:r>
     </w:p>
     <w:p>
       <w:pPr>
@@ -1866,18 +1770,12 @@
           <w:lang w:val="zh_TW" w:bidi="zh_TW"/>
         </w:rPr>
       </w:r>
-      <w:hyperlink r:id="rId29">
-        <w:r>
-          <w:rPr>
-            <w:lang w:val="zh_TW" w:bidi="zh_TW"/>
-          </w:rPr>
-          <w:rPr>
-            <w:color w:val="0000EE"/>
-            <w:u w:val="single"/>
-          </w:rPr>
-          <w:t>使徒行傳6:5–6</w:t>
-        </w:r>
-      </w:hyperlink>
+      <w:r>
+        <w:rPr>
+          <w:lang w:val="zh_TW" w:bidi="zh_TW"/>
+        </w:rPr>
+        <w:t>使徒行傳6:5–6</w:t>
+      </w:r>
     </w:p>
     <w:p>
       <w:pPr>
@@ -1890,18 +1788,12 @@
           <w:lang w:val="zh_TW" w:bidi="zh_TW"/>
         </w:rPr>
       </w:r>
-      <w:hyperlink r:id="rId30">
-        <w:r>
-          <w:rPr>
-            <w:lang w:val="zh_TW" w:bidi="zh_TW"/>
-          </w:rPr>
-          <w:rPr>
-            <w:color w:val="0000EE"/>
-            <w:u w:val="single"/>
-          </w:rPr>
-          <w:t>使徒行傳8:6</w:t>
-        </w:r>
-      </w:hyperlink>
+      <w:r>
+        <w:rPr>
+          <w:lang w:val="zh_TW" w:bidi="zh_TW"/>
+        </w:rPr>
+        <w:t>使徒行傳8:6</w:t>
+      </w:r>
     </w:p>
     <w:p>
       <w:pPr>
@@ -1914,18 +1806,12 @@
           <w:lang w:val="zh_TW" w:bidi="zh_TW"/>
         </w:rPr>
       </w:r>
-      <w:hyperlink r:id="rId31">
-        <w:r>
-          <w:rPr>
-            <w:lang w:val="zh_TW" w:bidi="zh_TW"/>
-          </w:rPr>
-          <w:rPr>
-            <w:color w:val="0000EE"/>
-            <w:u w:val="single"/>
-          </w:rPr>
-          <w:t>使徒行傳8:13</w:t>
-        </w:r>
-      </w:hyperlink>
+      <w:r>
+        <w:rPr>
+          <w:lang w:val="zh_TW" w:bidi="zh_TW"/>
+        </w:rPr>
+        <w:t>使徒行傳8:13</w:t>
+      </w:r>
     </w:p>
     <w:p>
       <w:pPr>
@@ -1938,18 +1824,12 @@
           <w:lang w:val="zh_TW" w:bidi="zh_TW"/>
         </w:rPr>
       </w:r>
-      <w:hyperlink r:id="rId32">
-        <w:r>
-          <w:rPr>
-            <w:lang w:val="zh_TW" w:bidi="zh_TW"/>
-          </w:rPr>
-          <w:rPr>
-            <w:color w:val="0000EE"/>
-            <w:u w:val="single"/>
-          </w:rPr>
-          <w:t>使徒行傳8:31</w:t>
-        </w:r>
-      </w:hyperlink>
+      <w:r>
+        <w:rPr>
+          <w:lang w:val="zh_TW" w:bidi="zh_TW"/>
+        </w:rPr>
+        <w:t>使徒行傳8:31</w:t>
+      </w:r>
     </w:p>
     <w:p>
       <w:pPr>
@@ -1962,18 +1842,12 @@
           <w:lang w:val="zh_TW" w:bidi="zh_TW"/>
         </w:rPr>
       </w:r>
-      <w:hyperlink r:id="rId33">
-        <w:r>
-          <w:rPr>
-            <w:lang w:val="zh_TW" w:bidi="zh_TW"/>
-          </w:rPr>
-          <w:rPr>
-            <w:color w:val="0000EE"/>
-            <w:u w:val="single"/>
-          </w:rPr>
-          <w:t>使徒行傳8:36</w:t>
-        </w:r>
-      </w:hyperlink>
+      <w:r>
+        <w:rPr>
+          <w:lang w:val="zh_TW" w:bidi="zh_TW"/>
+        </w:rPr>
+        <w:t>使徒行傳8:36</w:t>
+      </w:r>
     </w:p>
     <w:p>
       <w:pPr>
@@ -1986,18 +1860,12 @@
           <w:lang w:val="zh_TW" w:bidi="zh_TW"/>
         </w:rPr>
       </w:r>
-      <w:hyperlink r:id="rId34">
-        <w:r>
-          <w:rPr>
-            <w:lang w:val="zh_TW" w:bidi="zh_TW"/>
-          </w:rPr>
-          <w:rPr>
-            <w:color w:val="0000EE"/>
-            <w:u w:val="single"/>
-          </w:rPr>
-          <w:t>使徒行傳8:40</w:t>
-        </w:r>
-      </w:hyperlink>
+      <w:r>
+        <w:rPr>
+          <w:lang w:val="zh_TW" w:bidi="zh_TW"/>
+        </w:rPr>
+        <w:t>使徒行傳8:40</w:t>
+      </w:r>
     </w:p>
     <w:p>
       <w:pPr>
@@ -2257,18 +2125,12 @@
           <w:lang w:val="zh_TW" w:bidi="zh_TW"/>
         </w:rPr>
       </w:r>
-      <w:hyperlink r:id="rId35">
-        <w:r>
-          <w:rPr>
-            <w:lang w:val="zh_TW" w:bidi="zh_TW"/>
-          </w:rPr>
-          <w:rPr>
-            <w:color w:val="0000EE"/>
-            <w:u w:val="single"/>
-          </w:rPr>
-          <w:t>使徒行傳11:19–21</w:t>
-        </w:r>
-      </w:hyperlink>
+      <w:r>
+        <w:rPr>
+          <w:lang w:val="zh_TW" w:bidi="zh_TW"/>
+        </w:rPr>
+        <w:t>使徒行傳11:19–21</w:t>
+      </w:r>
     </w:p>
     <w:p>
       <w:pPr>
@@ -2281,18 +2143,12 @@
           <w:lang w:val="zh_TW" w:bidi="zh_TW"/>
         </w:rPr>
       </w:r>
-      <w:hyperlink r:id="rId36">
-        <w:r>
-          <w:rPr>
-            <w:lang w:val="zh_TW" w:bidi="zh_TW"/>
-          </w:rPr>
-          <w:rPr>
-            <w:color w:val="0000EE"/>
-            <w:u w:val="single"/>
-          </w:rPr>
-          <w:t>使徒行傳15:3–4</w:t>
-        </w:r>
-      </w:hyperlink>
+      <w:r>
+        <w:rPr>
+          <w:lang w:val="zh_TW" w:bidi="zh_TW"/>
+        </w:rPr>
+        <w:t>使徒行傳15:3–4</w:t>
+      </w:r>
     </w:p>
     <w:p>
       <w:pPr>
@@ -2305,18 +2161,12 @@
           <w:lang w:val="zh_TW" w:bidi="zh_TW"/>
         </w:rPr>
       </w:r>
-      <w:hyperlink r:id="rId37">
-        <w:r>
-          <w:rPr>
-            <w:lang w:val="zh_TW" w:bidi="zh_TW"/>
-          </w:rPr>
-          <w:rPr>
-            <w:color w:val="0000EE"/>
-            <w:u w:val="single"/>
-          </w:rPr>
-          <w:t>使徒行傳21:2</w:t>
-        </w:r>
-      </w:hyperlink>
+      <w:r>
+        <w:rPr>
+          <w:lang w:val="zh_TW" w:bidi="zh_TW"/>
+        </w:rPr>
+        <w:t>使徒行傳21:2</w:t>
+      </w:r>
     </w:p>
     <w:p>
       <w:pPr>
@@ -2329,18 +2179,12 @@
           <w:lang w:val="zh_TW" w:bidi="zh_TW"/>
         </w:rPr>
       </w:r>
-      <w:hyperlink r:id="rId38">
-        <w:r>
-          <w:rPr>
-            <w:lang w:val="zh_TW" w:bidi="zh_TW"/>
-          </w:rPr>
-          <w:rPr>
-            <w:color w:val="0000EE"/>
-            <w:u w:val="single"/>
-          </w:rPr>
-          <w:t>以賽亞書23:10–12</w:t>
-        </w:r>
-      </w:hyperlink>
+      <w:r>
+        <w:rPr>
+          <w:lang w:val="zh_TW" w:bidi="zh_TW"/>
+        </w:rPr>
+        <w:t>以賽亞書23:10–12</w:t>
+      </w:r>
     </w:p>
     <w:p>
       <w:pPr>
@@ -2532,18 +2376,12 @@
           <w:lang w:val="zh_TW" w:bidi="zh_TW"/>
         </w:rPr>
       </w:r>
-      <w:hyperlink r:id="rId39">
-        <w:r>
-          <w:rPr>
-            <w:lang w:val="zh_TW" w:bidi="zh_TW"/>
-          </w:rPr>
-          <w:rPr>
-            <w:color w:val="0000EE"/>
-            <w:u w:val="single"/>
-          </w:rPr>
-          <w:t>哥林多前書4:13</w:t>
-        </w:r>
-      </w:hyperlink>
+      <w:r>
+        <w:rPr>
+          <w:lang w:val="zh_TW" w:bidi="zh_TW"/>
+        </w:rPr>
+        <w:t>哥林多前書4:13</w:t>
+      </w:r>
     </w:p>
     <w:p>
       <w:pPr>
@@ -2556,18 +2394,12 @@
           <w:lang w:val="zh_TW" w:bidi="zh_TW"/>
         </w:rPr>
       </w:r>
-      <w:hyperlink r:id="rId40">
-        <w:r>
-          <w:rPr>
-            <w:lang w:val="zh_TW" w:bidi="zh_TW"/>
-          </w:rPr>
-          <w:rPr>
-            <w:color w:val="0000EE"/>
-            <w:u w:val="single"/>
-          </w:rPr>
-          <w:t>提摩太前書3:11</w:t>
-        </w:r>
-      </w:hyperlink>
+      <w:r>
+        <w:rPr>
+          <w:lang w:val="zh_TW" w:bidi="zh_TW"/>
+        </w:rPr>
+        <w:t>提摩太前書3:11</w:t>
+      </w:r>
     </w:p>
     <w:p>
       <w:pPr>
@@ -2580,18 +2412,12 @@
           <w:lang w:val="zh_TW" w:bidi="zh_TW"/>
         </w:rPr>
       </w:r>
-      <w:hyperlink r:id="rId41">
-        <w:r>
-          <w:rPr>
-            <w:lang w:val="zh_TW" w:bidi="zh_TW"/>
-          </w:rPr>
-          <w:rPr>
-            <w:color w:val="0000EE"/>
-            <w:u w:val="single"/>
-          </w:rPr>
-          <w:t>哥林多後書6:8–10</w:t>
-        </w:r>
-      </w:hyperlink>
+      <w:r>
+        <w:rPr>
+          <w:lang w:val="zh_TW" w:bidi="zh_TW"/>
+        </w:rPr>
+        <w:t>哥林多後書6:8–10</w:t>
+      </w:r>
     </w:p>
     <w:p>
       <w:pPr>
@@ -2604,18 +2430,12 @@
           <w:lang w:val="zh_TW" w:bidi="zh_TW"/>
         </w:rPr>
       </w:r>
-      <w:hyperlink r:id="rId42">
-        <w:r>
-          <w:rPr>
-            <w:lang w:val="zh_TW" w:bidi="zh_TW"/>
-          </w:rPr>
-          <w:rPr>
-            <w:color w:val="0000EE"/>
-            <w:u w:val="single"/>
-          </w:rPr>
-          <w:t>馬可福音7:20–23</w:t>
-        </w:r>
-      </w:hyperlink>
+      <w:r>
+        <w:rPr>
+          <w:lang w:val="zh_TW" w:bidi="zh_TW"/>
+        </w:rPr>
+        <w:t>馬可福音7:20–23</w:t>
+      </w:r>
     </w:p>
     <w:p>
       <w:pPr>
